--- a/module-5/Guizar-Module5.2Assignment.docx
+++ b/module-5/Guizar-Module5.2Assignment.docx
@@ -17,7 +17,27 @@
         <w:t>Module 5.2 Assignment</w:t>
       </w:r>
     </w:p>
-    <w:p/>
+    <w:p>
+      <w:proofErr w:type="spellStart"/>
+      <w:r>
+        <w:t>Github</w:t>
+      </w:r>
+      <w:proofErr w:type="spellEnd"/>
+      <w:r>
+        <w:t xml:space="preserve"> Directory Link: </w:t>
+      </w:r>
+      <w:hyperlink r:id="rId4" w:history="1">
+        <w:r>
+          <w:rPr>
+            <w:rStyle w:val="Hyperlink"/>
+          </w:rPr>
+          <w:t>https://github.com/samyusei3-design/csd-310</w:t>
+        </w:r>
+      </w:hyperlink>
+      <w:r>
+        <w:t xml:space="preserve"> </w:t>
+      </w:r>
+    </w:p>
     <w:p>
       <w:r>
         <w:t xml:space="preserve">Screenshot from step 5: </w:t>
@@ -29,10 +49,10 @@
     <w:p>
       <w:r>
         <w:drawing>
-          <wp:inline distT="0" distB="0" distL="0" distR="0" wp14:anchorId="5B445B99" wp14:editId="49BA4BB8">
-            <wp:extent cx="5629275" cy="2967999"/>
-            <wp:effectExtent l="0" t="0" r="0" b="3810"/>
-            <wp:docPr id="2107382736" name="Picture 1"/>
+          <wp:inline distT="0" distB="0" distL="0" distR="0" wp14:anchorId="09DA5F58" wp14:editId="198864A6">
+            <wp:extent cx="5096586" cy="1800476"/>
+            <wp:effectExtent l="0" t="0" r="8890" b="9525"/>
+            <wp:docPr id="1968029907" name="Picture 1"/>
             <wp:cNvGraphicFramePr>
               <a:graphicFrameLocks xmlns:a="http://schemas.openxmlformats.org/drawingml/2006/main" noChangeAspect="1"/>
             </wp:cNvGraphicFramePr>
@@ -40,11 +60,11 @@
               <a:graphicData uri="http://schemas.openxmlformats.org/drawingml/2006/picture">
                 <pic:pic xmlns:pic="http://schemas.openxmlformats.org/drawingml/2006/picture">
                   <pic:nvPicPr>
-                    <pic:cNvPr id="2107382736" name=""/>
+                    <pic:cNvPr id="1968029907" name=""/>
                     <pic:cNvPicPr/>
                   </pic:nvPicPr>
                   <pic:blipFill>
-                    <a:blip r:embed="rId4"/>
+                    <a:blip r:embed="rId5"/>
                     <a:stretch>
                       <a:fillRect/>
                     </a:stretch>
@@ -52,7 +72,7 @@
                   <pic:spPr>
                     <a:xfrm>
                       <a:off x="0" y="0"/>
-                      <a:ext cx="5634819" cy="2970922"/>
+                      <a:ext cx="5096586" cy="1800476"/>
                     </a:xfrm>
                     <a:prstGeom prst="rect">
                       <a:avLst/>
@@ -65,6 +85,7 @@
         </w:drawing>
       </w:r>
     </w:p>
+    <w:p/>
     <w:p>
       <w:r>
         <w:t xml:space="preserve">Screenshot from step 6: </w:t>
@@ -91,7 +112,7 @@
                     <pic:cNvPicPr/>
                   </pic:nvPicPr>
                   <pic:blipFill>
-                    <a:blip r:embed="rId5"/>
+                    <a:blip r:embed="rId6"/>
                     <a:stretch>
                       <a:fillRect/>
                     </a:stretch>
@@ -112,6 +133,9 @@
         </w:drawing>
       </w:r>
     </w:p>
+    <w:p/>
+    <w:p/>
+    <w:p/>
     <w:p>
       <w:r>
         <w:lastRenderedPageBreak/>
@@ -139,7 +163,7 @@
                     <pic:cNvPicPr/>
                   </pic:nvPicPr>
                   <pic:blipFill>
-                    <a:blip r:embed="rId6"/>
+                    <a:blip r:embed="rId7"/>
                     <a:stretch>
                       <a:fillRect/>
                     </a:stretch>
@@ -1086,6 +1110,29 @@
       <w:spacing w:val="5"/>
     </w:rPr>
   </w:style>
+  <w:style w:type="character" w:styleId="Hyperlink">
+    <w:name w:val="Hyperlink"/>
+    <w:basedOn w:val="DefaultParagraphFont"/>
+    <w:uiPriority w:val="99"/>
+    <w:unhideWhenUsed/>
+    <w:rsid w:val="003B7F6B"/>
+    <w:rPr>
+      <w:color w:val="467886" w:themeColor="hyperlink"/>
+      <w:u w:val="single"/>
+    </w:rPr>
+  </w:style>
+  <w:style w:type="character" w:styleId="UnresolvedMention">
+    <w:name w:val="Unresolved Mention"/>
+    <w:basedOn w:val="DefaultParagraphFont"/>
+    <w:uiPriority w:val="99"/>
+    <w:semiHidden/>
+    <w:unhideWhenUsed/>
+    <w:rsid w:val="003B7F6B"/>
+    <w:rPr>
+      <w:color w:val="605E5C"/>
+      <w:shd w:val="clear" w:color="auto" w:fill="E1DFDD"/>
+    </w:rPr>
+  </w:style>
 </w:styles>
 </file>
 
